--- a/src/main/resources/documentation/GarageMateDocumentation.docx
+++ b/src/main/resources/documentation/GarageMateDocumentation.docx
@@ -9,15 +9,7 @@
     </w:p>
     <w:p>
       <w:r>
-        <w:t xml:space="preserve">Garage Mate is a Java application that uses </w:t>
-      </w:r>
-      <w:proofErr w:type="spellStart"/>
-      <w:r>
-        <w:t>JavaFx</w:t>
-      </w:r>
-      <w:proofErr w:type="spellEnd"/>
-      <w:r>
-        <w:t xml:space="preserve"> to render the GUI, and handle events triggered by user interaction. </w:t>
+        <w:t xml:space="preserve">Garage Mate is a Java application that uses JavaFx to render the GUI, and handle events triggered by user interaction. </w:t>
       </w:r>
     </w:p>
     <w:p>
@@ -91,6 +83,9 @@
         <w:br/>
       </w:r>
       <w:r>
+        <w:rPr>
+          <w:noProof/>
+        </w:rPr>
         <w:drawing>
           <wp:inline distT="0" distB="0" distL="0" distR="0" wp14:anchorId="623E2B31" wp14:editId="76B83725">
             <wp:extent cx="5943600" cy="3700780"/>
@@ -287,14 +282,11 @@
     </w:p>
     <w:p>
       <w:r>
-        <w:rPr>
-          <w:noProof/>
-        </w:rPr>
         <w:drawing>
-          <wp:inline distT="0" distB="0" distL="0" distR="0" wp14:anchorId="491A4D4A" wp14:editId="4077F382">
-            <wp:extent cx="5943600" cy="3691890"/>
-            <wp:effectExtent l="0" t="0" r="0" b="3810"/>
-            <wp:docPr id="960097412" name="Picture 1"/>
+          <wp:inline distT="0" distB="0" distL="0" distR="0" wp14:anchorId="288E1B64" wp14:editId="67B709E5">
+            <wp:extent cx="5943600" cy="3692525"/>
+            <wp:effectExtent l="0" t="0" r="0" b="3175"/>
+            <wp:docPr id="1130658193" name="Picture 1"/>
             <wp:cNvGraphicFramePr>
               <a:graphicFrameLocks xmlns:a="http://schemas.openxmlformats.org/drawingml/2006/main" noChangeAspect="1"/>
             </wp:cNvGraphicFramePr>
@@ -302,7 +294,7 @@
               <a:graphicData uri="http://schemas.openxmlformats.org/drawingml/2006/picture">
                 <pic:pic xmlns:pic="http://schemas.openxmlformats.org/drawingml/2006/picture">
                   <pic:nvPicPr>
-                    <pic:cNvPr id="960097412" name=""/>
+                    <pic:cNvPr id="1130658193" name=""/>
                     <pic:cNvPicPr/>
                   </pic:nvPicPr>
                   <pic:blipFill>
@@ -314,7 +306,7 @@
                   <pic:spPr>
                     <a:xfrm>
                       <a:off x="0" y="0"/>
-                      <a:ext cx="5943600" cy="3691890"/>
+                      <a:ext cx="5943600" cy="3692525"/>
                     </a:xfrm>
                     <a:prstGeom prst="rect">
                       <a:avLst/>
@@ -339,14 +331,11 @@
         <w:br/>
       </w:r>
       <w:r>
-        <w:rPr>
-          <w:noProof/>
-        </w:rPr>
         <w:drawing>
-          <wp:inline distT="0" distB="0" distL="0" distR="0" wp14:anchorId="0D214792" wp14:editId="31D6F8E1">
-            <wp:extent cx="5943600" cy="3686810"/>
-            <wp:effectExtent l="0" t="0" r="0" b="8890"/>
-            <wp:docPr id="1442125506" name="Picture 1"/>
+          <wp:inline distT="0" distB="0" distL="0" distR="0" wp14:anchorId="4F5D3194" wp14:editId="1A2A476F">
+            <wp:extent cx="5943600" cy="3702050"/>
+            <wp:effectExtent l="0" t="0" r="0" b="0"/>
+            <wp:docPr id="201533141" name="Picture 1"/>
             <wp:cNvGraphicFramePr>
               <a:graphicFrameLocks xmlns:a="http://schemas.openxmlformats.org/drawingml/2006/main" noChangeAspect="1"/>
             </wp:cNvGraphicFramePr>
@@ -354,7 +343,7 @@
               <a:graphicData uri="http://schemas.openxmlformats.org/drawingml/2006/picture">
                 <pic:pic xmlns:pic="http://schemas.openxmlformats.org/drawingml/2006/picture">
                   <pic:nvPicPr>
-                    <pic:cNvPr id="1442125506" name=""/>
+                    <pic:cNvPr id="201533141" name=""/>
                     <pic:cNvPicPr/>
                   </pic:nvPicPr>
                   <pic:blipFill>
@@ -366,7 +355,7 @@
                   <pic:spPr>
                     <a:xfrm>
                       <a:off x="0" y="0"/>
-                      <a:ext cx="5943600" cy="3686810"/>
+                      <a:ext cx="5943600" cy="3702050"/>
                     </a:xfrm>
                     <a:prstGeom prst="rect">
                       <a:avLst/>
